--- a/flow/20230914_vu_template/drafts/2024-06-g/09-НД-Гл.2-Кирила Олександр..docx
+++ b/flow/20230914_vu_template/drafts/2024-06-g/09-НД-Гл.2-Кирила Олександр..docx
@@ -4089,6 +4089,7 @@
     <w:p>
       <w:pPr>
         <w:pStyle w:val="a"/>
+        <w:spacing w:after="120"/>
       </w:pPr>
       <w:r>
         <w:rPr>
@@ -4481,6 +4482,7 @@
     <w:p>
       <w:pPr>
         <w:pStyle w:val="a"/>
+        <w:spacing w:after="120"/>
       </w:pPr>
       <w:r>
         <w:rPr>
@@ -4883,6 +4885,7 @@
     <w:p>
       <w:pPr>
         <w:pStyle w:val="a"/>
+        <w:spacing w:after="120"/>
       </w:pPr>
       <w:r>
         <w:rPr>
@@ -5241,6 +5244,7 @@
     <w:p>
       <w:pPr>
         <w:pStyle w:val="a"/>
+        <w:spacing w:after="120"/>
       </w:pPr>
       <w:r>
         <w:rPr>
@@ -5635,6 +5639,7 @@
     <w:p>
       <w:pPr>
         <w:pStyle w:val="a"/>
+        <w:spacing w:after="120"/>
       </w:pPr>
       <w:r>
         <w:rPr>
@@ -6018,6 +6023,7 @@
     <w:p>
       <w:pPr>
         <w:pStyle w:val="a"/>
+        <w:spacing w:after="120"/>
       </w:pPr>
       <w:r>
         <w:rPr>
@@ -6367,42 +6373,8 @@
     </w:p>
     <w:p>
       <w:pPr>
-        <w:spacing w:after="120" w:lineRule="auto"/>
-        <w:jc w:val="both"/>
-        <w:rPr>
-          <w:rFonts w:ascii="Times New Roman" w:cs="Times New Roman" w:eastAsia="Times New Roman" w:hAnsi="Times New Roman"/>
-          <w:sz w:val="24"/>
-          <w:szCs w:val="24"/>
-        </w:rPr>
-      </w:pPr>
-      <w:r>
-        <w:rPr>
-          <w:rtl w:val="0"/>
-        </w:rPr>
-      </w:r>
-    </w:p>
-    <w:p>
-      <w:pPr>
-        <w:shd w:fill="ffffff" w:val="clear"/>
-        <w:spacing w:after="120" w:lineRule="auto"/>
-        <w:jc w:val="both"/>
-        <w:rPr>
-          <w:rFonts w:ascii="Times New Roman" w:cs="Times New Roman" w:eastAsia="Times New Roman" w:hAnsi="Times New Roman"/>
-          <w:i w:val="1"/>
-          <w:color w:val="ff0000"/>
-          <w:sz w:val="24"/>
-          <w:szCs w:val="24"/>
-        </w:rPr>
-      </w:pPr>
-      <w:r>
-        <w:rPr>
-          <w:rtl w:val="0"/>
-        </w:rPr>
-      </w:r>
-    </w:p>
-    <w:p>
-      <w:pPr>
         <w:pStyle w:val="a"/>
+        <w:spacing w:after="120"/>
       </w:pPr>
       <w:r>
         <w:rPr>
@@ -6730,8 +6702,39 @@
       </w:r>
     </w:p>
     <w:p>
-      <w:r>
-        <w:t>БОГОРОДИЧНИЙ</w:t>
+      <w:pPr>
+        <w:spacing w:after="120"/>
+      </w:pPr>
+      <w:r>
+        <w:rPr>
+          <w:rFonts w:ascii="Times New Roman" w:hAnsi="Times New Roman"/>
+          <w:b/>
+          <w:sz w:val="24"/>
+        </w:rPr>
+        <w:t>І нині</w:t>
+      </w:r>
+      <w:r>
+        <w:rPr>
+          <w:rFonts w:ascii="Times New Roman" w:hAnsi="Times New Roman"/>
+          <w:sz w:val="24"/>
+        </w:rPr>
+        <w:t xml:space="preserve"> </w:t>
+      </w:r>
+      <w:r>
+        <w:rPr>
+          <w:rFonts w:ascii="Times New Roman" w:hAnsi="Times New Roman"/>
+          <w:i/>
+          <w:color w:val="FF0000"/>
+          <w:sz w:val="24"/>
+        </w:rPr>
+        <w:t>(догмат, г. 2):</w:t>
+      </w:r>
+      <w:r>
+        <w:rPr>
+          <w:rFonts w:ascii="Times New Roman" w:hAnsi="Times New Roman"/>
+          <w:sz w:val="24"/>
+        </w:rPr>
+        <w:t xml:space="preserve">  Минулася тінь Закону,* коли прийшла Благодать;* бо як кущ охоплений полум’ям не згоряв,* так і ти, Діво, породила й дівою зосталась!* Замість вогняного стовпа, засяяло Сонце правди,* замість Мойсея – Христос,* спасіння душ наших.</w:t>
       </w:r>
     </w:p>
     <w:p>
@@ -9761,6 +9764,7 @@
     <w:p>
       <w:pPr>
         <w:pStyle w:val="a"/>
+        <w:spacing w:after="120"/>
       </w:pPr>
       <w:r>
         <w:rPr>
@@ -9783,6 +9787,7 @@
     <w:p>
       <w:pPr>
         <w:pStyle w:val="a"/>
+        <w:spacing w:after="160"/>
       </w:pPr>
       <w:r>
         <w:rPr>
@@ -14531,6 +14536,7 @@
     <w:p>
       <w:pPr>
         <w:pStyle w:val="a"/>
+        <w:spacing w:after="120"/>
       </w:pPr>
       <w:r>
         <w:rPr>
@@ -14549,10 +14555,20 @@
         </w:rPr>
         <w:t xml:space="preserve"> Коли́ зійшо́в Ти до сме́рти, Життя́ безсме́ртне,* тоді́ ад умертви́в Ти збли́ском божества́.* Коли́ ж і уме́рлих із глиби́н підзе́мних воскреси́в Ти,* всі си́ли небе́сні взива́ли:* Життєда́вче, Хри́сте Бо́же наш, сла́ва Тобі́.</w:t>
       </w:r>
+      <w:r>
+        <w:rPr>
+          <w:rFonts w:ascii="Times New Roman" w:hAnsi="Times New Roman"/>
+          <w:i/>
+          <w:color w:val="FF4400"/>
+          <w:sz w:val="24"/>
+        </w:rPr>
+        <w:t xml:space="preserve"> (2 р.)</w:t>
+      </w:r>
     </w:p>
     <w:p>
       <w:pPr>
         <w:pStyle w:val="a"/>
+        <w:spacing w:after="160"/>
       </w:pPr>
       <w:r>
         <w:rPr>
